--- a/public/assets/files/stacjonarne/KC.docx
+++ b/public/assets/files/stacjonarne/KC.docx
@@ -3124,7 +3124,7 @@
                 <w:i w:val="0"/>
                 <w:sz w:val="22"/>
               </w:rPr>
-              <w:t>kolokwium końcowe; raport z wykonanego zadania; kolokwium</w:t>
+              <w:t>kolokwium końcowe</w:t>
             </w:r>
           </w:p>
         </w:tc>
@@ -3145,6 +3145,7 @@
                 <w:i w:val="0"/>
                 <w:sz w:val="22"/>
               </w:rPr>
+              <w:t>K_W23</w:t>
             </w:r>
           </w:p>
         </w:tc>
@@ -3182,7 +3183,7 @@
                 <w:i w:val="0"/>
                 <w:sz w:val="22"/>
               </w:rPr>
-              <w:t>kolokwium końcowe; raport z wykonanego zadania; kolokwium</w:t>
+              <w:t>kolokwium końcowe</w:t>
             </w:r>
           </w:p>
         </w:tc>
@@ -3346,7 +3347,7 @@
                 <w:i w:val="0"/>
                 <w:sz w:val="22"/>
               </w:rPr>
-              <w:t>kolokwium końcowe; raport z wykonanego zadania; kolokwium</w:t>
+              <w:t>raport z wykonanego zadania, kolokwium</w:t>
             </w:r>
           </w:p>
         </w:tc>
@@ -3367,6 +3368,7 @@
                 <w:i w:val="0"/>
                 <w:sz w:val="22"/>
               </w:rPr>
+              <w:t>K_U30</w:t>
             </w:r>
           </w:p>
         </w:tc>
@@ -3404,7 +3406,7 @@
                 <w:i w:val="0"/>
                 <w:sz w:val="22"/>
               </w:rPr>
-              <w:t>kolokwium końcowe; raport z wykonanego zadania; kolokwium</w:t>
+              <w:t>raport z wykonanego zadania, kolokwium</w:t>
             </w:r>
           </w:p>
         </w:tc>
@@ -3530,6 +3532,7 @@
                 <w:i w:val="0"/>
                 <w:sz w:val="22"/>
               </w:rPr>
+              <w:t>K_K04</w:t>
             </w:r>
           </w:p>
         </w:tc>
@@ -3567,7 +3570,7 @@
                 <w:i w:val="0"/>
                 <w:sz w:val="22"/>
               </w:rPr>
-              <w:t>kolokwium końcowe; raport z wykonanego zadania; kolokwium</w:t>
+              <w:t>raport z wykonanego zadania, kolokwium</w:t>
             </w:r>
           </w:p>
         </w:tc>

--- a/public/assets/files/stacjonarne/KC.docx
+++ b/public/assets/files/stacjonarne/KC.docx
@@ -144,7 +144,7 @@
                 <w:i w:val="0"/>
                 <w:sz w:val="22"/>
               </w:rPr>
-              <w:t>08.03.2026</w:t>
+              <w:t>16.03.2026</w:t>
             </w:r>
           </w:p>
         </w:tc>
@@ -660,6 +660,7 @@
                 <w:i w:val="0"/>
                 <w:sz w:val="22"/>
               </w:rPr>
+              <w:t>mgr inż. Michał Hyla</w:t>
             </w:r>
           </w:p>
         </w:tc>
